--- a/Resume_cbolorinos.docx
+++ b/Resume_cbolorinos.docx
@@ -425,7 +425,7 @@
         <w:rPr>
           <w:spacing w:val="12"/>
         </w:rPr>
-        <w:t>Proposed and ran 15+ A/B experiments on the SwissBorg website, using the dev team's existing testing setup and adding Hotjar, to grow app downloads and upsell conversion.</w:t>
+        <w:t>Proposed and ran 15+ A/B experiments on the SwissBorg website, using the dev team's existing testing setup and adding Hotjar, doubling the website's conversion rate.</w:t>
       </w:r>
     </w:p>
     <w:p>
@@ -840,7 +840,9 @@
         <w:rPr>
           <w:spacing w:val="12"/>
         </w:rPr>
-        <w:t>Figma, Storybook, Adobe CS, Design systems, Prototyping, Micro-animations, Motion Graphics, Visual design</w:t>
+        <w:t>Figma, Storybook, Adobe CS, Design systems, Figma prototyping, Micro</w:t>
+        <w:noBreakHyphen/>
+        <w:t xml:space="preserve">animations, Motion Graphics, Visual design</w:t>
       </w:r>
     </w:p>
     <w:p>
